--- a/downloads/teacher/05 Materials/Unit 01/Slides/Slides 01.01 - Hunt the Hazard.docx
+++ b/downloads/teacher/05 Materials/Unit 01/Slides/Slides 01.01 - Hunt the Hazard.docx
@@ -18,15 +18,6 @@
       </w:pPr>
       <w:r>
         <w:t xml:space="preserve">Slide outline for Lesson 1.1. Fourteen slides. The six station photo slides double as the stations for the no-kitchen version and as the review slides before the Kitchen Safety Exam.</w:t>
-      </w:r>
-      <w:r>
-        <w:t xml:space="preserve"> </w:t>
-      </w:r>
-      <w:r>
-        <w:rPr>
-          <w:rStyle w:val="TeacherNote"/>
-        </w:rPr>
-        <w:t xml:space="preserve">[Sal: replace each described image with a photo of your own staged station; take them the day you set the hazards.]</w:t>
       </w:r>
     </w:p>
     <w:p>
